--- a/courseware/LP-DevOps Engineering on AWS.docx
+++ b/courseware/LP-DevOps Engineering on AWS.docx
@@ -179,7 +179,7 @@
           <w:color w:val="1F6FEB"/>
           <w:sz w:val="24"/>
         </w:rPr>
-        <w:t>Version 12</w:t>
+        <w:t>Version 14</w:t>
       </w:r>
     </w:p>
     <w:p>
@@ -631,6 +631,122 @@
           </w:p>
         </w:tc>
       </w:tr>
+      <w:tr>
+        <w:tc>
+          <w:tcPr>
+            <w:tcW w:type="dxa" w:w="2160"/>
+          </w:tcPr>
+          <w:p>
+            <w:r/>
+            <w:r>
+              <w:rPr>
+                <w:sz w:val="22"/>
+              </w:rPr>
+              <w:t>13</w:t>
+            </w:r>
+          </w:p>
+        </w:tc>
+        <w:tc>
+          <w:tcPr>
+            <w:tcW w:type="dxa" w:w="2160"/>
+          </w:tcPr>
+          <w:p>
+            <w:r/>
+            <w:r>
+              <w:rPr>
+                <w:sz w:val="22"/>
+              </w:rPr>
+              <w:t>23 August 2026</w:t>
+            </w:r>
+          </w:p>
+        </w:tc>
+        <w:tc>
+          <w:tcPr>
+            <w:tcW w:type="dxa" w:w="2160"/>
+          </w:tcPr>
+          <w:p>
+            <w:r/>
+            <w:r>
+              <w:rPr>
+                <w:sz w:val="22"/>
+              </w:rPr>
+              <w:t>Expanded the five-day trainer deck from 231 to 589 substantive, concept-led slides by blending current courseware with vetted coverage from the legacy 583-slide deck and the related AWS DevOps certification course. The Slides column is regenerated from the v13 slide map. The 25-lab plan remains exactly five labs per day; detailed procedures remain in the Learner Guide and lab folders. No practice exam was added.</w:t>
+            </w:r>
+          </w:p>
+        </w:tc>
+        <w:tc>
+          <w:tcPr>
+            <w:tcW w:type="dxa" w:w="2160"/>
+          </w:tcPr>
+          <w:p>
+            <w:r/>
+            <w:r>
+              <w:rPr>
+                <w:sz w:val="22"/>
+              </w:rPr>
+              <w:t>Dr Alfred Ang</w:t>
+            </w:r>
+          </w:p>
+        </w:tc>
+      </w:tr>
+      <w:tr>
+        <w:tc>
+          <w:tcPr>
+            <w:tcW w:type="dxa" w:w="2160"/>
+          </w:tcPr>
+          <w:p>
+            <w:r/>
+            <w:r>
+              <w:rPr>
+                <w:sz w:val="22"/>
+              </w:rPr>
+              <w:t>14</w:t>
+            </w:r>
+          </w:p>
+        </w:tc>
+        <w:tc>
+          <w:tcPr>
+            <w:tcW w:type="dxa" w:w="2160"/>
+          </w:tcPr>
+          <w:p>
+            <w:r/>
+            <w:r>
+              <w:rPr>
+                <w:sz w:val="22"/>
+              </w:rPr>
+              <w:t>23 August 2026</w:t>
+            </w:r>
+          </w:p>
+        </w:tc>
+        <w:tc>
+          <w:tcPr>
+            <w:tcW w:type="dxa" w:w="2160"/>
+          </w:tcPr>
+          <w:p>
+            <w:r/>
+            <w:r>
+              <w:rPr>
+                <w:sz w:val="22"/>
+              </w:rPr>
+              <w:t>Expanded the five-day trainer deck to 629 substantive, concept-led slides by adding 40 vetted AWS DevOps service-boundary architecture maps. The Slides column is regenerated from the v14 slide map. The 25-lab plan remains exactly five labs per day; detailed procedures remain in the Learner Guide and lab folders. No practice exam was added.</w:t>
+            </w:r>
+          </w:p>
+        </w:tc>
+        <w:tc>
+          <w:tcPr>
+            <w:tcW w:type="dxa" w:w="2160"/>
+          </w:tcPr>
+          <w:p>
+            <w:r/>
+            <w:r>
+              <w:rPr>
+                <w:sz w:val="22"/>
+              </w:rPr>
+              <w:t>Dr Alfred Ang</w:t>
+            </w:r>
+          </w:p>
+        </w:tc>
+      </w:tr>
     </w:tbl>
     <w:p>
       <w:r>
@@ -693,7 +809,7 @@
           <w:sz w:val="22"/>
           <w:color w:val="222833"/>
         </w:rPr>
-        <w:t xml:space="preserve">6</w:t>
+        <w:t xml:space="preserve">7</w:t>
       </w:r>
       <w:r>
         <w:fldChar w:fldCharType="end"/>
@@ -728,7 +844,7 @@
           <w:sz w:val="22"/>
           <w:color w:val="222833"/>
         </w:rPr>
-        <w:t xml:space="preserve">6</w:t>
+        <w:t xml:space="preserve">7</w:t>
       </w:r>
       <w:r>
         <w:fldChar w:fldCharType="end"/>
@@ -763,7 +879,7 @@
           <w:sz w:val="22"/>
           <w:color w:val="222833"/>
         </w:rPr>
-        <w:t xml:space="preserve">6</w:t>
+        <w:t xml:space="preserve">7</w:t>
       </w:r>
       <w:r>
         <w:fldChar w:fldCharType="end"/>
@@ -798,7 +914,7 @@
           <w:sz w:val="22"/>
           <w:color w:val="222833"/>
         </w:rPr>
-        <w:t xml:space="preserve">6</w:t>
+        <w:t xml:space="preserve">7</w:t>
       </w:r>
       <w:r>
         <w:fldChar w:fldCharType="end"/>
@@ -832,7 +948,7 @@
           <w:sz w:val="22"/>
           <w:color w:val="222833"/>
         </w:rPr>
-        <w:t xml:space="preserve">7</w:t>
+        <w:t xml:space="preserve">8</w:t>
       </w:r>
       <w:r>
         <w:fldChar w:fldCharType="end"/>
@@ -866,7 +982,7 @@
           <w:sz w:val="22"/>
           <w:color w:val="222833"/>
         </w:rPr>
-        <w:t xml:space="preserve">8</w:t>
+        <w:t xml:space="preserve">9</w:t>
       </w:r>
       <w:r>
         <w:fldChar w:fldCharType="end"/>
@@ -900,7 +1016,7 @@
           <w:sz w:val="22"/>
           <w:color w:val="222833"/>
         </w:rPr>
-        <w:t xml:space="preserve">10</w:t>
+        <w:t xml:space="preserve">11</w:t>
       </w:r>
       <w:r>
         <w:fldChar w:fldCharType="end"/>
@@ -934,7 +1050,7 @@
           <w:sz w:val="22"/>
           <w:color w:val="222833"/>
         </w:rPr>
-        <w:t xml:space="preserve">11</w:t>
+        <w:t xml:space="preserve">12</w:t>
       </w:r>
       <w:r>
         <w:fldChar w:fldCharType="end"/>
@@ -968,7 +1084,7 @@
           <w:sz w:val="22"/>
           <w:color w:val="222833"/>
         </w:rPr>
-        <w:t xml:space="preserve">13</w:t>
+        <w:t xml:space="preserve">14</w:t>
       </w:r>
       <w:r>
         <w:fldChar w:fldCharType="end"/>
@@ -1003,7 +1119,7 @@
           <w:sz w:val="22"/>
           <w:color w:val="222833"/>
         </w:rPr>
-        <w:t xml:space="preserve">15</w:t>
+        <w:t xml:space="preserve">16</w:t>
       </w:r>
       <w:r>
         <w:fldChar w:fldCharType="end"/>
@@ -1457,7 +1573,7 @@
           <w:color w:val="555B66"/>
           <w:sz w:val="22"/>
         </w:rPr>
-        <w:t>Daily timing 9:30 am – 6:00 pm (30-minute lunch; tea breaks within training time). The Slides column maps each teaching block or lab to its slide number(s) in the current v12 deck.</w:t>
+        <w:t>Daily timing 9:30 am – 6:00 pm (30-minute lunch; tea breaks within training time). The Slides column maps each teaching block or lab to its slide number(s) in the current v14 deck.</w:t>
       </w:r>
     </w:p>
     <w:p>
@@ -1692,7 +1808,7 @@
                 <w:b w:val="0"/>
                 <w:sz w:val="22"/>
               </w:rPr>
-              <w:t>Slides 16–62</w:t>
+              <w:t>Slides 16–142</w:t>
             </w:r>
           </w:p>
         </w:tc>
@@ -1828,7 +1944,7 @@
                 <w:b w:val="0"/>
                 <w:sz w:val="22"/>
               </w:rPr>
-              <w:t>Slides 63, 64</w:t>
+              <w:t>Slides 143, 144</w:t>
             </w:r>
           </w:p>
         </w:tc>
@@ -1964,7 +2080,7 @@
                 <w:b w:val="0"/>
                 <w:sz w:val="22"/>
               </w:rPr>
-              <w:t>Slide 65</w:t>
+              <w:t>Slide 145</w:t>
             </w:r>
           </w:p>
         </w:tc>
@@ -2100,7 +2216,7 @@
                 <w:b w:val="0"/>
                 <w:sz w:val="22"/>
               </w:rPr>
-              <w:t>Slides 66, 67</w:t>
+              <w:t>Slides 146, 147</w:t>
             </w:r>
           </w:p>
         </w:tc>
@@ -2418,7 +2534,7 @@
                 <w:b w:val="0"/>
                 <w:sz w:val="22"/>
               </w:rPr>
-              <w:t>Slides 69–93</w:t>
+              <w:t>Slides 149–243</w:t>
             </w:r>
           </w:p>
         </w:tc>
@@ -2554,7 +2670,7 @@
                 <w:b w:val="0"/>
                 <w:sz w:val="22"/>
               </w:rPr>
-              <w:t>Slides 94, 95</w:t>
+              <w:t>Slides 244, 245</w:t>
             </w:r>
           </w:p>
         </w:tc>
@@ -2690,7 +2806,7 @@
                 <w:b w:val="0"/>
                 <w:sz w:val="22"/>
               </w:rPr>
-              <w:t>Slides 96, 97</w:t>
+              <w:t>Slides 246, 247</w:t>
             </w:r>
           </w:p>
         </w:tc>
@@ -2826,7 +2942,7 @@
                 <w:b w:val="0"/>
                 <w:sz w:val="22"/>
               </w:rPr>
-              <w:t>Slide 98</w:t>
+              <w:t>Slide 248</w:t>
             </w:r>
           </w:p>
         </w:tc>
@@ -3144,7 +3260,7 @@
                 <w:b w:val="0"/>
                 <w:sz w:val="22"/>
               </w:rPr>
-              <w:t>Slides 100–125</w:t>
+              <w:t>Slides 250–350</w:t>
             </w:r>
           </w:p>
         </w:tc>
@@ -3280,7 +3396,7 @@
                 <w:b w:val="0"/>
                 <w:sz w:val="22"/>
               </w:rPr>
-              <w:t>Slides 126, 127</w:t>
+              <w:t>Slides 351, 352</w:t>
             </w:r>
           </w:p>
         </w:tc>
@@ -3416,7 +3532,7 @@
                 <w:b w:val="0"/>
                 <w:sz w:val="22"/>
               </w:rPr>
-              <w:t>Slide 128</w:t>
+              <w:t>Slide 353</w:t>
             </w:r>
           </w:p>
         </w:tc>
@@ -3552,7 +3668,7 @@
                 <w:b w:val="0"/>
                 <w:sz w:val="22"/>
               </w:rPr>
-              <w:t>Slides 129, 130</w:t>
+              <w:t>Slides 354, 355</w:t>
             </w:r>
           </w:p>
         </w:tc>
@@ -3870,7 +3986,7 @@
                 <w:b w:val="0"/>
                 <w:sz w:val="22"/>
               </w:rPr>
-              <w:t>Slides 132–156</w:t>
+              <w:t>Slides 357–440</w:t>
             </w:r>
           </w:p>
         </w:tc>
@@ -4006,7 +4122,7 @@
                 <w:b w:val="0"/>
                 <w:sz w:val="22"/>
               </w:rPr>
-              <w:t>Slides 157, 158, 159</w:t>
+              <w:t>Slides 441, 442, 443</w:t>
             </w:r>
           </w:p>
         </w:tc>
@@ -4146,7 +4262,7 @@
                 <w:b w:val="0"/>
                 <w:sz w:val="22"/>
               </w:rPr>
-              <w:t>Slides 161–184</w:t>
+              <w:t>Slides 445–522</w:t>
             </w:r>
           </w:p>
         </w:tc>
@@ -4282,7 +4398,7 @@
                 <w:b w:val="0"/>
                 <w:sz w:val="22"/>
               </w:rPr>
-              <w:t>Slides 185, 186</w:t>
+              <w:t>Slides 523, 524</w:t>
             </w:r>
           </w:p>
         </w:tc>
@@ -4600,7 +4716,7 @@
                 <w:b w:val="0"/>
                 <w:sz w:val="22"/>
               </w:rPr>
-              <w:t>Slides 188–212</w:t>
+              <w:t>Slides 526–610</w:t>
             </w:r>
           </w:p>
         </w:tc>
@@ -4736,7 +4852,7 @@
                 <w:b w:val="0"/>
                 <w:sz w:val="22"/>
               </w:rPr>
-              <w:t>Slides 213, 214, 215</w:t>
+              <w:t>Slides 611, 612, 613</w:t>
             </w:r>
           </w:p>
         </w:tc>
@@ -4872,7 +4988,7 @@
                 <w:b w:val="0"/>
                 <w:sz w:val="22"/>
               </w:rPr>
-              <w:t>Slides 216, 217</w:t>
+              <w:t>Slides 614, 615</w:t>
             </w:r>
           </w:p>
         </w:tc>
